--- a/output_figs/table_over_baseline.docx
+++ b/output_figs/table_over_baseline.docx
@@ -762,7 +762,7 @@
                 <w:szCs w:val="22"/>
                 <w:color w:val="B0413E"/>
               </w:rPr>
-              <w:t xml:space="preserve">0.38%</w:t>
+              <w:t xml:space="preserve">0.40%</w:t>
             </w:r>
           </w:p>
         </w:tc>
@@ -817,7 +817,7 @@
                 <w:szCs w:val="22"/>
                 <w:color w:val="B0413E"/>
               </w:rPr>
-              <w:t xml:space="preserve">115,494</w:t>
+              <w:t xml:space="preserve">118,094</w:t>
             </w:r>
           </w:p>
         </w:tc>
@@ -872,7 +872,7 @@
                 <w:szCs w:val="22"/>
                 <w:color w:val="B8801E"/>
               </w:rPr>
-              <w:t xml:space="preserve">0.60%</w:t>
+              <w:t xml:space="preserve">0.61%</w:t>
             </w:r>
           </w:p>
         </w:tc>
@@ -927,7 +927,7 @@
                 <w:szCs w:val="22"/>
                 <w:color w:val="B8801E"/>
               </w:rPr>
-              <w:t xml:space="preserve">181,296</w:t>
+              <w:t xml:space="preserve">181,601</w:t>
             </w:r>
           </w:p>
         </w:tc>
@@ -982,7 +982,7 @@
                 <w:szCs w:val="22"/>
                 <w:color w:val="2E7D5B"/>
               </w:rPr>
-              <w:t xml:space="preserve">0.69%</w:t>
+              <w:t xml:space="preserve">0.71%</w:t>
             </w:r>
           </w:p>
         </w:tc>
@@ -1037,7 +1037,7 @@
                 <w:szCs w:val="22"/>
                 <w:color w:val="2E7D5B"/>
               </w:rPr>
-              <w:t xml:space="preserve">210,247</w:t>
+              <w:t xml:space="preserve">211,132</w:t>
             </w:r>
           </w:p>
         </w:tc>
@@ -1207,7 +1207,7 @@
                 <w:szCs w:val="22"/>
                 <w:color w:val="B0413E"/>
               </w:rPr>
-              <w:t xml:space="preserve">84,161</w:t>
+              <w:t xml:space="preserve">80,419</w:t>
             </w:r>
           </w:p>
         </w:tc>
@@ -1262,7 +1262,7 @@
                 <w:szCs w:val="22"/>
                 <w:color w:val="B8801E"/>
               </w:rPr>
-              <w:t xml:space="preserve">0.53%</w:t>
+              <w:t xml:space="preserve">0.54%</w:t>
             </w:r>
           </w:p>
         </w:tc>
@@ -1317,7 +1317,7 @@
                 <w:szCs w:val="22"/>
                 <w:color w:val="B8801E"/>
               </w:rPr>
-              <w:t xml:space="preserve">132,792</w:t>
+              <w:t xml:space="preserve">127,457</w:t>
             </w:r>
           </w:p>
         </w:tc>
@@ -1372,7 +1372,7 @@
                 <w:szCs w:val="22"/>
                 <w:color w:val="2E7D5B"/>
               </w:rPr>
-              <w:t xml:space="preserve">0.61%</w:t>
+              <w:t xml:space="preserve">0.62%</w:t>
             </w:r>
           </w:p>
         </w:tc>
@@ -1427,7 +1427,7 @@
                 <w:szCs w:val="22"/>
                 <w:color w:val="2E7D5B"/>
               </w:rPr>
-              <w:t xml:space="preserve">153,254</w:t>
+              <w:t xml:space="preserve">144,783</w:t>
             </w:r>
           </w:p>
         </w:tc>
@@ -1542,7 +1542,7 @@
                 <w:szCs w:val="22"/>
                 <w:color w:val="B0413E"/>
               </w:rPr>
-              <w:t xml:space="preserve">0.37%</w:t>
+              <w:t xml:space="preserve">0.36%</w:t>
             </w:r>
           </w:p>
         </w:tc>
@@ -1597,7 +1597,7 @@
                 <w:szCs w:val="22"/>
                 <w:color w:val="B0413E"/>
               </w:rPr>
-              <w:t xml:space="preserve">125,477</w:t>
+              <w:t xml:space="preserve">118,867</w:t>
             </w:r>
           </w:p>
         </w:tc>
@@ -1707,7 +1707,7 @@
                 <w:szCs w:val="22"/>
                 <w:color w:val="B8801E"/>
               </w:rPr>
-              <w:t xml:space="preserve">196,022</w:t>
+              <w:t xml:space="preserve">187,737</w:t>
             </w:r>
           </w:p>
         </w:tc>
@@ -1762,7 +1762,7 @@
                 <w:szCs w:val="22"/>
                 <w:color w:val="2E7D5B"/>
               </w:rPr>
-              <w:t xml:space="preserve">0.68%</w:t>
+              <w:t xml:space="preserve">0.67%</w:t>
             </w:r>
           </w:p>
         </w:tc>
@@ -1817,7 +1817,7 @@
                 <w:szCs w:val="22"/>
                 <w:color w:val="2E7D5B"/>
               </w:rPr>
-              <w:t xml:space="preserve">230,393</w:t>
+              <w:t xml:space="preserve">218,767</w:t>
             </w:r>
           </w:p>
         </w:tc>
@@ -1932,7 +1932,7 @@
                 <w:szCs w:val="22"/>
                 <w:color w:val="B0413E"/>
               </w:rPr>
-              <w:t xml:space="preserve">0.32%</w:t>
+              <w:t xml:space="preserve">0.33%</w:t>
             </w:r>
           </w:p>
         </w:tc>
@@ -1987,7 +1987,7 @@
                 <w:szCs w:val="22"/>
                 <w:color w:val="B0413E"/>
               </w:rPr>
-              <w:t xml:space="preserve">70,856</w:t>
+              <w:t xml:space="preserve">69,721</w:t>
             </w:r>
           </w:p>
         </w:tc>
@@ -2042,7 +2042,7 @@
                 <w:szCs w:val="22"/>
                 <w:color w:val="B8801E"/>
               </w:rPr>
-              <w:t xml:space="preserve">0.47%</w:t>
+              <w:t xml:space="preserve">0.49%</w:t>
             </w:r>
           </w:p>
         </w:tc>
@@ -2097,7 +2097,7 @@
                 <w:szCs w:val="22"/>
                 <w:color w:val="B8801E"/>
               </w:rPr>
-              <w:t xml:space="preserve">105,977</w:t>
+              <w:t xml:space="preserve">103,874</w:t>
             </w:r>
           </w:p>
         </w:tc>
@@ -2152,7 +2152,7 @@
                 <w:szCs w:val="22"/>
                 <w:color w:val="2E7D5B"/>
               </w:rPr>
-              <w:t xml:space="preserve">0.56%</w:t>
+              <w:t xml:space="preserve">0.58%</w:t>
             </w:r>
           </w:p>
         </w:tc>
@@ -2207,7 +2207,7 @@
                 <w:szCs w:val="22"/>
                 <w:color w:val="2E7D5B"/>
               </w:rPr>
-              <w:t xml:space="preserve">125,086</w:t>
+              <w:t xml:space="preserve">122,121</w:t>
             </w:r>
           </w:p>
         </w:tc>
@@ -2377,7 +2377,7 @@
                 <w:szCs w:val="22"/>
                 <w:color w:val="B0413E"/>
               </w:rPr>
-              <w:t xml:space="preserve">9</w:t>
+              <w:t xml:space="preserve">8</w:t>
             </w:r>
           </w:p>
         </w:tc>
@@ -2487,7 +2487,7 @@
                 <w:szCs w:val="22"/>
                 <w:color w:val="B8801E"/>
               </w:rPr>
-              <w:t xml:space="preserve">9</w:t>
+              <w:t xml:space="preserve">8</w:t>
             </w:r>
           </w:p>
         </w:tc>
@@ -2597,7 +2597,7 @@
                 <w:szCs w:val="22"/>
                 <w:color w:val="2E7D5B"/>
               </w:rPr>
-              <w:t xml:space="preserve">9</w:t>
+              <w:t xml:space="preserve">8</w:t>
             </w:r>
           </w:p>
         </w:tc>
